--- a/docs/routing3d_stub_example_exhaust.docx
+++ b/docs/routing3d_stub_example_exhaust.docx
@@ -427,6 +427,53 @@
           <w:sz w:val="17"/>
         </w:rPr>
         <w:t xml:space="preserve">  12 (190175,  8931, 12948)   ← 종단 PoC(덕트 상부면)</w:t>
+      </w:r>
+    </w:p>
+    <w:p>
+      <w:r>
+        <w:drawing>
+          <wp:inline xmlns:a="http://schemas.openxmlformats.org/drawingml/2006/main" xmlns:pic="http://schemas.openxmlformats.org/drawingml/2006/picture">
+            <wp:extent cx="6035040" cy="2649913"/>
+            <wp:docPr id="1" name="Picture 1"/>
+            <wp:cNvGraphicFramePr>
+              <a:graphicFrameLocks noChangeAspect="1"/>
+            </wp:cNvGraphicFramePr>
+            <a:graphic>
+              <a:graphicData uri="http://schemas.openxmlformats.org/drawingml/2006/picture">
+                <pic:pic>
+                  <pic:nvPicPr>
+                    <pic:cNvPr id="0" name="routing3d_stub_example_exhaust_fig.png"/>
+                    <pic:cNvPicPr/>
+                  </pic:nvPicPr>
+                  <pic:blipFill>
+                    <a:blip r:embed="rId9"/>
+                    <a:stretch>
+                      <a:fillRect/>
+                    </a:stretch>
+                  </pic:blipFill>
+                  <pic:spPr>
+                    <a:xfrm>
+                      <a:off x="0" y="0"/>
+                      <a:ext cx="6035040" cy="2649913"/>
+                    </a:xfrm>
+                    <a:prstGeom prst="rect"/>
+                  </pic:spPr>
+                </pic:pic>
+              </a:graphicData>
+            </a:graphic>
+          </wp:inline>
+        </w:drawing>
+      </w:r>
+    </w:p>
+    <w:p>
+      <w:r>
+        <w:rPr>
+          <w:rFonts w:ascii="Malgun Gothic" w:hAnsi="Malgun Gothic" w:eastAsia="Malgun Gothic"/>
+          <w:b w:val="0"/>
+          <w:color w:val="707070"/>
+          <w:sz w:val="18"/>
+        </w:rPr>
+        <w:t>그림 1. 실측 표본 배관의 3D 형상(좌)과 X-Z 측면 투영(우). 주황=장비 WTNHJ02_ AABB, 청록=레터럴 덕트 AABB. 빨강=출발 스텁(EQUIP, 장비 바닥 −z), 회색=중간 수평 런, 파랑=종단 스텁(DUCT, 덕트 상부 +z). 빨강 점=출발 PoC, 파랑 점=종단 PoC. 측면 투영에서 ‘아래로 하강 → 랙에서 수평 → 위로 진입’ 프로파일이 또렷하다.</w:t>
       </w:r>
     </w:p>
     <w:p>

--- a/docs/routing3d_stub_example_exhaust.docx
+++ b/docs/routing3d_stub_example_exhaust.docx
@@ -473,7 +473,7 @@
           <w:color w:val="707070"/>
           <w:sz w:val="18"/>
         </w:rPr>
-        <w:t>그림 1. 실측 표본 배관의 3D 형상(좌)과 X-Z 측면 투영(우). 주황=장비 WTNHJ02_ AABB, 청록=레터럴 덕트 AABB. 빨강=출발 스텁(EQUIP, 장비 바닥 −z), 회색=중간 수평 런, 파랑=종단 스텁(DUCT, 덕트 상부 +z). 빨강 점=출발 PoC, 파랑 점=종단 PoC. 측면 투영에서 ‘아래로 하강 → 랙에서 수평 → 위로 진입’ 프로파일이 또렷하다.</w:t>
+        <w:t>그림 1. 실측 표본 배관의 3D 형상(좌)과 X-Z 측면 투영(우). 주황=장비 WTNHJ02_ AABB, 청록=레터럴 덕트 AABB. 빨강=출발 스텁(수직 −z + 엘보 +x), 회색=중간 수평 런, 파랑=종단 스텁(수직 +z + 엘보 −x). 빨강 점=출발 PoC, 파랑 점=종단 PoC. 스텁은 ‘수직배관’에서 끝나지 않고 ‘랙으로 꺾이는 엘보(수직→수평 전환)’까지 포함한다(점 6·8의 코너).</w:t>
       </w:r>
     </w:p>
     <w:p>
@@ -823,7 +823,7 @@
                 <w:b w:val="0"/>
                 <w:sz w:val="18"/>
               </w:rPr>
-              <w:t>−z, −y, −z</w:t>
+              <w:t>−z, +x</w:t>
             </w:r>
           </w:p>
         </w:tc>
@@ -838,7 +838,7 @@
                 <w:b w:val="0"/>
                 <w:sz w:val="18"/>
               </w:rPr>
-              <w:t>스텁 진행 방향열(축 스냅·연속 병합), 꺾임 2</w:t>
+              <w:t>수직(−z) + 엘보(+x, 랙으로 꺾임), 꺾임 1</w:t>
             </w:r>
           </w:p>
         </w:tc>
@@ -870,7 +870,7 @@
                 <w:b w:val="0"/>
                 <w:sz w:val="18"/>
               </w:rPr>
-              <w:t>1967</w:t>
+              <w:t>2122</w:t>
             </w:r>
           </w:p>
         </w:tc>
@@ -885,7 +885,7 @@
                 <w:b w:val="0"/>
                 <w:sz w:val="18"/>
               </w:rPr>
-              <w:t>면 법선축(z)으로 내려간 최대 거리(15495 → 13528)</w:t>
+              <w:t>면 법선축(z)으로 내려간 최대 거리(15495 → 13373)</w:t>
             </w:r>
           </w:p>
         </w:tc>
@@ -945,7 +945,17 @@
           <w:b w:val="0"/>
           <w:sz w:val="21"/>
         </w:rPr>
-        <w:t>추출 절차: 폴리라인을 출발 PoC 가 앞이 되도록 정렬한 뒤, PoC(점 0)에서 시작해 누적 4000mm 또는 꺾임 3회 한도까지 걸어간다(_walk_stub). 각 세그먼트를 가장 가까운 직교 축으로 스냅(axis_snap)하고 연속 동일 방향을 병합해 방향열을 만든다. 점 0→5 의 하강이 −z, 중간 −y 비낌, 다시 −z 로 정리돼 ‘−z, −y, −z’ 가 된다. face 는 PoC 가 닿는 장비 면(−z)이다.</w:t>
+        <w:t>추출 절차: 폴리라인을 출발 PoC 가 앞이 되도록 정렬한 뒤, 방향 런으로 압축하고 짧은 런(설계 지터, &lt;250mm)을 인접 런에 흡수한다. 그러면 하강 중의 미세 −y/−z 지터가 사라져 ‘−z(수직)’ 한 런으로 정리되고, 이어 랙으로 꺾이는 ‘+x 엘보’가 드러난다. 스텁은 이 첫 엘보(수직→수평 전환) + 짧은 수평 리드인(≤800mm)까지 보므로 dir_seq = ‘−z, +x’(꺾임 1)가 된다. face 는 PoC 가 닿는 장비 면(−z)이다.</w:t>
+      </w:r>
+    </w:p>
+    <w:p>
+      <w:r>
+        <w:rPr>
+          <w:rFonts w:ascii="Malgun Gothic" w:hAnsi="Malgun Gothic" w:eastAsia="Malgun Gothic"/>
+          <w:b w:val="0"/>
+          <w:sz w:val="21"/>
+        </w:rPr>
+        <w:t>[중요] 이전에는 스텁을 ‘수직배관까지만’ 보아 하강 중 미세 −y 지터가 가짜 꺾임으로 잡혀 ‘−z, −y, −z’ 로 끝나고 정작 랙으로 꺾이는 엘보(+x)를 놓쳤다. 지터 흡수 + 엘보 포함으로 ‘−z, +x’ 가 되어, ‘장비에서 내려와 랙 방향으로 꺾인다’는 설계 의도가 패턴에 담긴다.</w:t>
       </w:r>
     </w:p>
     <w:p>
@@ -1295,7 +1305,7 @@
                 <w:b w:val="0"/>
                 <w:sz w:val="18"/>
               </w:rPr>
-              <w:t>+z, −z, +z</w:t>
+              <w:t>+z, −x</w:t>
             </w:r>
           </w:p>
         </w:tc>
@@ -1310,7 +1320,7 @@
                 <w:b w:val="0"/>
                 <w:sz w:val="18"/>
               </w:rPr>
-              <w:t>역순 진행 방향열(실측 지터로 미세 반전 포함), 꺾임 2</w:t>
+              <w:t>수직(+z) + 엘보(−x, 랙에서 꺾여 진입), 꺾임 1</w:t>
             </w:r>
           </w:p>
         </w:tc>
@@ -1342,7 +1352,7 @@
                 <w:b w:val="0"/>
                 <w:sz w:val="18"/>
               </w:rPr>
-              <w:t>270</w:t>
+              <w:t>425</w:t>
             </w:r>
           </w:p>
         </w:tc>
@@ -1417,7 +1427,7 @@
           <w:b w:val="0"/>
           <w:sz w:val="21"/>
         </w:rPr>
-        <w:t>도메인 규칙이 수치로 드러난다: 출발은 face=−z(장비 아래로), 종단은 face=+z(덕트 위로). 같은 배관의 양 끝이 정확히 ‘아래로 나와 위로 들어간다’.</w:t>
+        <w:t>종단 스텁도 지터(미세 +z/−z 반전)를 흡수하면 ‘+z(수직 진입) + −x(랙에서 덕트로 꺾이는 엘보)’ 로 정리돼 dir_seq = ‘+z, −x’(꺾임 1)가 된다(이전 ‘+z, −z, +z’ 에서 개선). 도메인 규칙이 수치로 드러난다: 출발 face=−z(장비 아래로)·종단 face=+z(덕트 위로), 양 끝이 정확히 ‘아래로 나와 위로 들어간다’.</w:t>
       </w:r>
     </w:p>
     <w:p>
@@ -1464,7 +1474,7 @@
           <w:b w:val="0"/>
           <w:sz w:val="17"/>
         </w:rPr>
-        <w:t xml:space="preserve">  feat = [0,0,0,0,0,1 | 0,0,0,0,0,1 | 0,0,0,1,0,0 | 0.441,0.323,0.000 | 0.673,-0.058,-0.737]</w:t>
+        <w:t xml:space="preserve">  feat = [0,0,0,0,0,1 | 0,0,0,0,0,1 | 1,0,0,0,0,0 | 0.441,0.323,0.000 | 0.673,-0.058,-0.737]</w:t>
         <w:br/>
       </w:r>
       <w:r>
@@ -1473,7 +1483,25 @@
           <w:b w:val="0"/>
           <w:sz w:val="17"/>
         </w:rPr>
-        <w:t xml:space="preserve">          face=-z        dir1=-z       dir2=-y       rel(x,y,z)          dir_unit(s→t)</w:t>
+        <w:t xml:space="preserve">          face=-z        dir1=-z       dir2=+x       rel(x,y,z)          dir_unit(s→t)</w:t>
+        <w:br/>
+      </w:r>
+      <w:r>
+        <w:rPr>
+          <w:rFonts w:ascii="Consolas" w:hAnsi="Consolas" w:eastAsia="Malgun Gothic"/>
+          <w:b w:val="0"/>
+          <w:sz w:val="17"/>
+        </w:rPr>
+        <w:t xml:space="preserve">          (출발면)       (수직)        (엘보!)</w:t>
+        <w:br/>
+      </w:r>
+      <w:r>
+        <w:rPr>
+          <w:rFonts w:ascii="Consolas" w:hAnsi="Consolas" w:eastAsia="Malgun Gothic"/>
+          <w:b w:val="0"/>
+          <w:sz w:val="17"/>
+        </w:rPr>
+        <w:t xml:space="preserve">  · dir2 = +x  → 랙으로 꺾이는 엘보 방향이 특징벡터에 인코딩됨(이전엔 잡음 -y)</w:t>
         <w:br/>
       </w:r>
       <w:r>
@@ -1508,7 +1536,7 @@
           <w:b w:val="0"/>
           <w:sz w:val="17"/>
         </w:rPr>
-        <w:t xml:space="preserve">  feat = [0,0,0,0,1,0 | 0,0,0,0,1,0 | 0,0,0,0,0,1 | 0.319,0.414,1.000 | -0.673,0.058,0.737]</w:t>
+        <w:t xml:space="preserve">  feat = [0,0,0,0,1,0 | 0,0,0,0,1,0 | 0,1,0,0,0,0 | 0.319,0.414,1.000 | -0.673,0.058,0.737]</w:t>
         <w:br/>
       </w:r>
       <w:r>
@@ -1517,7 +1545,25 @@
           <w:b w:val="0"/>
           <w:sz w:val="17"/>
         </w:rPr>
-        <w:t xml:space="preserve">          face=+z        dir1=+z       dir2=-z       rel(x,y,z)          dir_unit(앵커접근=부호반전)</w:t>
+        <w:t xml:space="preserve">          face=+z        dir1=+z       dir2=-x       rel(x,y,z)          dir_unit(앵커접근=부호반전)</w:t>
+        <w:br/>
+      </w:r>
+      <w:r>
+        <w:rPr>
+          <w:rFonts w:ascii="Consolas" w:hAnsi="Consolas" w:eastAsia="Malgun Gothic"/>
+          <w:b w:val="0"/>
+          <w:sz w:val="17"/>
+        </w:rPr>
+        <w:t xml:space="preserve">          (진입면)       (수직)        (엘보!)</w:t>
+        <w:br/>
+      </w:r>
+      <w:r>
+        <w:rPr>
+          <w:rFonts w:ascii="Consolas" w:hAnsi="Consolas" w:eastAsia="Malgun Gothic"/>
+          <w:b w:val="0"/>
+          <w:sz w:val="17"/>
+        </w:rPr>
+        <w:t xml:space="preserve">  · dir2 = -x  → 랙에서 덕트로 꺾이는 엘보 방향이 인코딩됨</w:t>
         <w:br/>
       </w:r>
       <w:r>
@@ -1536,7 +1582,7 @@
           <w:b w:val="0"/>
           <w:sz w:val="21"/>
         </w:rPr>
-        <w:t>상대좌표 z 성분이 EQUIP=0.000(바닥)·DUCT=1.000(상단)으로 정확히 갈린다 — one-hot face 와 더불어 ‘장비 아래/덕트 위’ 규칙을 벡터가 이중으로 담는다. dir_unit 은 출발→종단 단위벡터이며, 종단 스텁은 앵커로의 접근방향이라 부호가 반전된다(두 벡터가 서로 정확히 음수).</w:t>
+        <w:t>2차 방향(dir2)이 이제 ‘엘보 방향’(EQUIP +x·DUCT −x)을 담는다 — 스텁이 수직배관에서 끝나지 않고 엘보까지 포함하면서 생긴 가장 큰 변화다. 상대좌표 z 성분은 EQUIP=0.000(바닥)·DUCT=1.000(상단)으로 갈려 ‘장비 아래/덕트 위’ 규칙을 벡터가 이중으로 담고, dir_unit 은 출발→종단 단위벡터(종단은 앵커 접근방향이라 부호 반전)다.</w:t>
       </w:r>
     </w:p>
     <w:p>
@@ -1717,7 +1763,7 @@
                 <w:b w:val="0"/>
                 <w:sz w:val="18"/>
               </w:rPr>
-              <w:t>−z, +y, −z</w:t>
+              <w:t>−z, +x</w:t>
             </w:r>
           </w:p>
         </w:tc>
@@ -1732,7 +1778,7 @@
                 <w:b w:val="0"/>
                 <w:sz w:val="18"/>
               </w:rPr>
-              <w:t>1967</w:t>
+              <w:t>2097</w:t>
             </w:r>
           </w:p>
         </w:tc>
@@ -1747,7 +1793,7 @@
                 <w:b w:val="0"/>
                 <w:sz w:val="18"/>
               </w:rPr>
-              <w:t>1.8</w:t>
+              <w:t>1.0</w:t>
             </w:r>
           </w:p>
         </w:tc>
@@ -1809,7 +1855,7 @@
                 <w:b w:val="0"/>
                 <w:sz w:val="18"/>
               </w:rPr>
-              <w:t>+z, −z, +z</w:t>
+              <w:t>+z, −x</w:t>
             </w:r>
           </w:p>
         </w:tc>
@@ -1824,7 +1870,7 @@
                 <w:b w:val="0"/>
                 <w:sz w:val="18"/>
               </w:rPr>
-              <w:t>297</w:t>
+              <w:t>450</w:t>
             </w:r>
           </w:p>
         </w:tc>
@@ -1839,7 +1885,7 @@
                 <w:b w:val="0"/>
                 <w:sz w:val="18"/>
               </w:rPr>
-              <w:t>2.0</w:t>
+              <w:t>1.0</w:t>
             </w:r>
           </w:p>
         </w:tc>
